--- a/Документация WORD_PDF/Документация.docx
+++ b/Документация WORD_PDF/Документация.docx
@@ -1,6 +1,6 @@
 
 <file path=word/document.xml><?xml version="1.0" encoding="utf-8"?>
-<w:document xmlns:wpc="http://schemas.microsoft.com/office/word/2010/wordprocessingCanvas" xmlns:cx="http://schemas.microsoft.com/office/drawing/2014/chartex" xmlns:cx1="http://schemas.microsoft.com/office/drawing/2015/9/8/chartex" xmlns:cx2="http://schemas.microsoft.com/office/drawing/2015/10/21/chartex" xmlns:cx3="http://schemas.microsoft.com/office/drawing/2016/5/9/chartex" xmlns:cx4="http://schemas.microsoft.com/office/drawing/2016/5/10/chartex" xmlns:cx5="http://schemas.microsoft.com/office/drawing/2016/5/11/chartex" xmlns:cx6="http://schemas.microsoft.com/office/drawing/2016/5/12/chartex" xmlns:cx7="http://schemas.microsoft.com/office/drawing/2016/5/13/chartex" xmlns:cx8="http://schemas.microsoft.com/office/drawing/2016/5/14/chartex" xmlns:mc="http://schemas.openxmlformats.org/markup-compatibility/2006" xmlns:aink="http://schemas.microsoft.com/office/drawing/2016/ink" xmlns:am3d="http://schemas.microsoft.com/office/drawing/2017/model3d" xmlns:o="urn:schemas-microsoft-com:office:office" xmlns:r="http://schemas.openxmlformats.org/officeDocument/2006/relationships" xmlns:m="http://schemas.openxmlformats.org/officeDocument/2006/math" xmlns:v="urn:schemas-microsoft-com:vml" xmlns:wp14="http://schemas.microsoft.com/office/word/2010/wordprocessingDrawing" xmlns:wp="http://schemas.openxmlformats.org/drawingml/2006/wordprocessingDrawing" xmlns:w10="urn:schemas-microsoft-com:office:word" xmlns:w="http://schemas.openxmlformats.org/wordprocessingml/2006/main" xmlns:w14="http://schemas.microsoft.com/office/word/2010/wordml" xmlns:w15="http://schemas.microsoft.com/office/word/2012/wordml" xmlns:w16cex="http://schemas.microsoft.com/office/word/2018/wordml/cex" xmlns:w16cid="http://schemas.microsoft.com/office/word/2016/wordml/cid" xmlns:w16="http://schemas.microsoft.com/office/word/2018/wordml" xmlns:w16sdtdh="http://schemas.microsoft.com/office/word/2020/wordml/sdtdatahash" xmlns:w16se="http://schemas.microsoft.com/office/word/2015/wordml/symex" xmlns:wpg="http://schemas.microsoft.com/office/word/2010/wordprocessingGroup" xmlns:wpi="http://schemas.microsoft.com/office/word/2010/wordprocessingInk" xmlns:wne="http://schemas.microsoft.com/office/word/2006/wordml" xmlns:wps="http://schemas.microsoft.com/office/word/2010/wordprocessingShape" mc:Ignorable="w14 w15 w16se w16cid w16 w16cex w16sdtdh wp14">
+<w:document xmlns:wpc="http://schemas.microsoft.com/office/word/2010/wordprocessingCanvas" xmlns:cx="http://schemas.microsoft.com/office/drawing/2014/chartex" xmlns:cx1="http://schemas.microsoft.com/office/drawing/2015/9/8/chartex" xmlns:cx2="http://schemas.microsoft.com/office/drawing/2015/10/21/chartex" xmlns:cx3="http://schemas.microsoft.com/office/drawing/2016/5/9/chartex" xmlns:cx4="http://schemas.microsoft.com/office/drawing/2016/5/10/chartex" xmlns:cx5="http://schemas.microsoft.com/office/drawing/2016/5/11/chartex" xmlns:cx6="http://schemas.microsoft.com/office/drawing/2016/5/12/chartex" xmlns:cx7="http://schemas.microsoft.com/office/drawing/2016/5/13/chartex" xmlns:cx8="http://schemas.microsoft.com/office/drawing/2016/5/14/chartex" xmlns:mc="http://schemas.openxmlformats.org/markup-compatibility/2006" xmlns:aink="http://schemas.microsoft.com/office/drawing/2016/ink" xmlns:am3d="http://schemas.microsoft.com/office/drawing/2017/model3d" xmlns:o="urn:schemas-microsoft-com:office:office" xmlns:oel="http://schemas.microsoft.com/office/2019/extlst" xmlns:r="http://schemas.openxmlformats.org/officeDocument/2006/relationships" xmlns:m="http://schemas.openxmlformats.org/officeDocument/2006/math" xmlns:v="urn:schemas-microsoft-com:vml" xmlns:wp14="http://schemas.microsoft.com/office/word/2010/wordprocessingDrawing" xmlns:wp="http://schemas.openxmlformats.org/drawingml/2006/wordprocessingDrawing" xmlns:w10="urn:schemas-microsoft-com:office:word" xmlns:w="http://schemas.openxmlformats.org/wordprocessingml/2006/main" xmlns:w14="http://schemas.microsoft.com/office/word/2010/wordml" xmlns:w15="http://schemas.microsoft.com/office/word/2012/wordml" xmlns:w16cex="http://schemas.microsoft.com/office/word/2018/wordml/cex" xmlns:w16cid="http://schemas.microsoft.com/office/word/2016/wordml/cid" xmlns:w16="http://schemas.microsoft.com/office/word/2018/wordml" xmlns:w16sdtdh="http://schemas.microsoft.com/office/word/2020/wordml/sdtdatahash" xmlns:w16se="http://schemas.microsoft.com/office/word/2015/wordml/symex" xmlns:wpg="http://schemas.microsoft.com/office/word/2010/wordprocessingGroup" xmlns:wpi="http://schemas.microsoft.com/office/word/2010/wordprocessingInk" xmlns:wne="http://schemas.microsoft.com/office/word/2006/wordml" xmlns:wps="http://schemas.microsoft.com/office/word/2010/wordprocessingShape" mc:Ignorable="w14 w15 w16se w16cid w16 w16cex w16sdtdh wp14">
   <w:body>
     <w:p>
       <w:pPr>
@@ -143,7 +143,6 @@
         </w:rPr>
         <w:t xml:space="preserve">Отчёт по проекту </w:t>
       </w:r>
-      <w:proofErr w:type="spellStart"/>
       <w:r>
         <w:rPr>
           <w:rFonts w:ascii="Times New Roman" w:hAnsi="Times New Roman" w:cs="Times New Roman"/>
@@ -151,7 +150,6 @@
         </w:rPr>
         <w:t>GoToPython</w:t>
       </w:r>
-      <w:proofErr w:type="spellEnd"/>
     </w:p>
     <w:p>
       <w:pPr>
@@ -265,7 +263,7 @@
           <w:color w:val="000000" w:themeColor="text1"/>
           <w:lang w:val="ru-RU"/>
         </w:rPr>
-        <w:t>студент 5 курса 9 группы</w:t>
+        <w:t xml:space="preserve">студент </w:t>
       </w:r>
       <w:r>
         <w:rPr>
@@ -275,9 +273,8 @@
           <w:color w:val="000000" w:themeColor="text1"/>
           <w:lang w:val="ru-RU"/>
         </w:rPr>
-        <w:t xml:space="preserve"> Чаленко </w:t>
+        <w:t>3</w:t>
       </w:r>
-      <w:proofErr w:type="gramStart"/>
       <w:r>
         <w:rPr>
           <w:rFonts w:ascii="Times New Roman" w:hAnsi="Times New Roman" w:cs="Times New Roman"/>
@@ -286,18 +283,7 @@
           <w:color w:val="000000" w:themeColor="text1"/>
           <w:lang w:val="ru-RU"/>
         </w:rPr>
-        <w:t>М.М</w:t>
-      </w:r>
-      <w:proofErr w:type="gramEnd"/>
-      <w:r>
-        <w:rPr>
-          <w:rFonts w:ascii="Times New Roman" w:hAnsi="Times New Roman" w:cs="Times New Roman"/>
-          <w:b w:val="0"/>
-          <w:bCs w:val="0"/>
-          <w:color w:val="000000" w:themeColor="text1"/>
-          <w:lang w:val="ru-RU"/>
-        </w:rPr>
-        <w:t>,</w:t>
+        <w:t xml:space="preserve"> курса 9 группы Чаленко М.М,</w:t>
       </w:r>
     </w:p>
     <w:p>
@@ -320,7 +306,7 @@
           <w:color w:val="000000" w:themeColor="text1"/>
           <w:lang w:val="ru-RU"/>
         </w:rPr>
-        <w:t>студент 5 курса 9 группы</w:t>
+        <w:t xml:space="preserve">студент </w:t>
       </w:r>
       <w:r>
         <w:rPr>
@@ -330,7 +316,17 @@
           <w:color w:val="000000" w:themeColor="text1"/>
           <w:lang w:val="ru-RU"/>
         </w:rPr>
-        <w:t xml:space="preserve"> Андреев Н.Н.</w:t>
+        <w:t>3</w:t>
+      </w:r>
+      <w:r>
+        <w:rPr>
+          <w:rFonts w:ascii="Times New Roman" w:hAnsi="Times New Roman" w:cs="Times New Roman"/>
+          <w:b w:val="0"/>
+          <w:bCs w:val="0"/>
+          <w:color w:val="000000" w:themeColor="text1"/>
+          <w:lang w:val="ru-RU"/>
+        </w:rPr>
+        <w:t xml:space="preserve"> курса 9 группы Андреев Н.Н.</w:t>
       </w:r>
     </w:p>
     <w:p>
@@ -353,7 +349,7 @@
           <w:color w:val="000000" w:themeColor="text1"/>
           <w:lang w:val="ru-RU"/>
         </w:rPr>
-        <w:t>студент 5 курса 9 группы</w:t>
+        <w:t xml:space="preserve">студент </w:t>
       </w:r>
       <w:r>
         <w:rPr>
@@ -361,9 +357,18 @@
           <w:b w:val="0"/>
           <w:bCs w:val="0"/>
           <w:color w:val="000000" w:themeColor="text1"/>
+        </w:rPr>
+        <w:t>3</w:t>
+      </w:r>
+      <w:r>
+        <w:rPr>
+          <w:rFonts w:ascii="Times New Roman" w:hAnsi="Times New Roman" w:cs="Times New Roman"/>
+          <w:b w:val="0"/>
+          <w:bCs w:val="0"/>
+          <w:color w:val="000000" w:themeColor="text1"/>
           <w:lang w:val="ru-RU"/>
         </w:rPr>
-        <w:t xml:space="preserve"> Щербаков К.Н.</w:t>
+        <w:t xml:space="preserve"> курса 9 группы Щербаков К.Н.</w:t>
       </w:r>
     </w:p>
     <w:p>
@@ -471,7 +476,6 @@
           <w:lang w:val="ru-RU"/>
         </w:rPr>
       </w:pPr>
-      <w:proofErr w:type="spellStart"/>
       <w:r>
         <w:rPr>
           <w:rFonts w:ascii="Times New Roman" w:hAnsi="Times New Roman" w:cs="Times New Roman"/>
@@ -481,7 +485,6 @@
         </w:rPr>
         <w:t>GoToPy</w:t>
       </w:r>
-      <w:proofErr w:type="spellEnd"/>
       <w:r>
         <w:rPr>
           <w:rFonts w:ascii="Times New Roman" w:hAnsi="Times New Roman" w:cs="Times New Roman"/>
@@ -528,17 +531,7 @@
           <w:szCs w:val="28"/>
           <w:lang w:val="ru-RU"/>
         </w:rPr>
-        <w:t xml:space="preserve">. Проект демонстрирует основные принципы создания интерпретатора языка программирования, включая лексический анализ, </w:t>
-      </w:r>
-      <w:r>
-        <w:rPr>
-          <w:rFonts w:ascii="Times New Roman" w:hAnsi="Times New Roman" w:cs="Times New Roman"/>
-          <w:color w:val="000000" w:themeColor="text1"/>
-          <w:sz w:val="28"/>
-          <w:szCs w:val="28"/>
-          <w:lang w:val="ru-RU"/>
-        </w:rPr>
-        <w:t>синтаксический анализ и выполнение кода.</w:t>
+        <w:t>. Проект демонстрирует основные принципы создания интерпретатора языка программирования, включая лексический анализ, синтаксический анализ и выполнение кода.</w:t>
       </w:r>
     </w:p>
     <w:p>
@@ -549,6 +542,7 @@
           <w:color w:val="000000" w:themeColor="text1"/>
           <w:sz w:val="28"/>
           <w:szCs w:val="28"/>
+          <w:lang w:val="ru-RU"/>
         </w:rPr>
       </w:pPr>
       <w:r>
@@ -557,6 +551,7 @@
           <w:color w:val="000000" w:themeColor="text1"/>
           <w:sz w:val="28"/>
           <w:szCs w:val="28"/>
+          <w:lang w:val="ru-RU"/>
         </w:rPr>
         <w:t>2.</w:t>
       </w:r>
@@ -577,10 +572,26 @@
           <w:sz w:val="28"/>
           <w:szCs w:val="28"/>
         </w:rPr>
-        <w:t>Go:</w:t>
+        <w:t>Go</w:t>
+      </w:r>
+      <w:r>
+        <w:rPr>
+          <w:rFonts w:ascii="Times New Roman" w:hAnsi="Times New Roman" w:cs="Times New Roman"/>
+          <w:color w:val="000000" w:themeColor="text1"/>
+          <w:sz w:val="28"/>
+          <w:szCs w:val="28"/>
+          <w:lang w:val="ru-RU"/>
+        </w:rPr>
+        <w:t>:</w:t>
       </w:r>
     </w:p>
-    <w:p/>
+    <w:p>
+      <w:pPr>
+        <w:rPr>
+          <w:lang w:val="ru-RU"/>
+        </w:rPr>
+      </w:pPr>
+    </w:p>
     <w:p>
       <w:pPr>
         <w:pStyle w:val="aff8"/>
@@ -790,7 +801,6 @@
                 <w:lang w:val="ru-RU" w:eastAsia="ru-RU"/>
               </w:rPr>
             </w:pPr>
-            <w:proofErr w:type="spellStart"/>
             <w:r>
               <w:rPr>
                 <w:rFonts w:ascii="Times New Roman" w:eastAsia="Times New Roman" w:hAnsi="Times New Roman" w:cs="Times New Roman"/>
@@ -798,57 +808,7 @@
                 <w:szCs w:val="28"/>
                 <w:lang w:val="ru-RU" w:eastAsia="ru-RU"/>
               </w:rPr>
-              <w:t>int</w:t>
-            </w:r>
-            <w:proofErr w:type="spellEnd"/>
-            <w:r>
-              <w:rPr>
-                <w:rFonts w:ascii="Times New Roman" w:eastAsia="Times New Roman" w:hAnsi="Times New Roman" w:cs="Times New Roman"/>
-                <w:sz w:val="28"/>
-                <w:szCs w:val="28"/>
-                <w:lang w:val="ru-RU" w:eastAsia="ru-RU"/>
-              </w:rPr>
-              <w:t xml:space="preserve">, </w:t>
-            </w:r>
-            <w:proofErr w:type="spellStart"/>
-            <w:r>
-              <w:rPr>
-                <w:rFonts w:ascii="Times New Roman" w:eastAsia="Times New Roman" w:hAnsi="Times New Roman" w:cs="Times New Roman"/>
-                <w:sz w:val="28"/>
-                <w:szCs w:val="28"/>
-                <w:lang w:val="ru-RU" w:eastAsia="ru-RU"/>
-              </w:rPr>
-              <w:t>bool</w:t>
-            </w:r>
-            <w:proofErr w:type="spellEnd"/>
-            <w:r>
-              <w:rPr>
-                <w:rFonts w:ascii="Times New Roman" w:eastAsia="Times New Roman" w:hAnsi="Times New Roman" w:cs="Times New Roman"/>
-                <w:sz w:val="28"/>
-                <w:szCs w:val="28"/>
-                <w:lang w:val="ru-RU" w:eastAsia="ru-RU"/>
-              </w:rPr>
-              <w:t xml:space="preserve">, </w:t>
-            </w:r>
-            <w:proofErr w:type="spellStart"/>
-            <w:r>
-              <w:rPr>
-                <w:rFonts w:ascii="Times New Roman" w:eastAsia="Times New Roman" w:hAnsi="Times New Roman" w:cs="Times New Roman"/>
-                <w:sz w:val="28"/>
-                <w:szCs w:val="28"/>
-                <w:lang w:val="ru-RU" w:eastAsia="ru-RU"/>
-              </w:rPr>
-              <w:t>byte</w:t>
-            </w:r>
-            <w:proofErr w:type="spellEnd"/>
-            <w:r>
-              <w:rPr>
-                <w:rFonts w:ascii="Times New Roman" w:eastAsia="Times New Roman" w:hAnsi="Times New Roman" w:cs="Times New Roman"/>
-                <w:sz w:val="28"/>
-                <w:szCs w:val="28"/>
-                <w:lang w:val="ru-RU" w:eastAsia="ru-RU"/>
-              </w:rPr>
-              <w:t>, одномерные массивы</w:t>
+              <w:t>int, bool, byte, одномерные массивы</w:t>
             </w:r>
           </w:p>
         </w:tc>
@@ -875,27 +835,7 @@
                 <w:szCs w:val="28"/>
                 <w:lang w:eastAsia="ru-RU"/>
               </w:rPr>
-              <w:t xml:space="preserve">string, float64, rune, </w:t>
-            </w:r>
-            <w:proofErr w:type="gramStart"/>
-            <w:r>
-              <w:rPr>
-                <w:rFonts w:ascii="Times New Roman" w:eastAsia="Times New Roman" w:hAnsi="Times New Roman" w:cs="Times New Roman"/>
-                <w:sz w:val="28"/>
-                <w:szCs w:val="28"/>
-                <w:lang w:eastAsia="ru-RU"/>
-              </w:rPr>
-              <w:t>[]T</w:t>
-            </w:r>
-            <w:proofErr w:type="gramEnd"/>
-            <w:r>
-              <w:rPr>
-                <w:rFonts w:ascii="Times New Roman" w:eastAsia="Times New Roman" w:hAnsi="Times New Roman" w:cs="Times New Roman"/>
-                <w:sz w:val="28"/>
-                <w:szCs w:val="28"/>
-                <w:lang w:eastAsia="ru-RU"/>
-              </w:rPr>
-              <w:t>, map, struct</w:t>
+              <w:t>string, float64, rune, []T, map, struct</w:t>
             </w:r>
           </w:p>
         </w:tc>
@@ -956,27 +896,7 @@
                 <w:szCs w:val="28"/>
                 <w:lang w:val="ru-RU" w:eastAsia="ru-RU"/>
               </w:rPr>
-              <w:t>+, -, *, /, %, ==</w:t>
-            </w:r>
-            <w:proofErr w:type="gramStart"/>
-            <w:r>
-              <w:rPr>
-                <w:rFonts w:ascii="Times New Roman" w:eastAsia="Times New Roman" w:hAnsi="Times New Roman" w:cs="Times New Roman"/>
-                <w:sz w:val="28"/>
-                <w:szCs w:val="28"/>
-                <w:lang w:val="ru-RU" w:eastAsia="ru-RU"/>
-              </w:rPr>
-              <w:t>, !</w:t>
-            </w:r>
-            <w:proofErr w:type="gramEnd"/>
-            <w:r>
-              <w:rPr>
-                <w:rFonts w:ascii="Times New Roman" w:eastAsia="Times New Roman" w:hAnsi="Times New Roman" w:cs="Times New Roman"/>
-                <w:sz w:val="28"/>
-                <w:szCs w:val="28"/>
-                <w:lang w:val="ru-RU" w:eastAsia="ru-RU"/>
-              </w:rPr>
-              <w:t>=, &lt;, &gt;, &lt;=, &gt;=, !, логические &amp;&amp;, `</w:t>
+              <w:t>+, -, *, /, %, ==, !=, &lt;, &gt;, &lt;=, &gt;=, !, логические &amp;&amp;, `</w:t>
             </w:r>
           </w:p>
         </w:tc>
@@ -1055,27 +975,7 @@
                 <w:szCs w:val="28"/>
                 <w:lang w:eastAsia="ru-RU"/>
               </w:rPr>
-              <w:t xml:space="preserve">if </w:t>
-            </w:r>
-            <w:proofErr w:type="gramStart"/>
-            <w:r>
-              <w:rPr>
-                <w:rFonts w:ascii="Times New Roman" w:eastAsia="Times New Roman" w:hAnsi="Times New Roman" w:cs="Times New Roman"/>
-                <w:sz w:val="28"/>
-                <w:szCs w:val="28"/>
-                <w:lang w:eastAsia="ru-RU"/>
-              </w:rPr>
-              <w:t>{ }</w:t>
-            </w:r>
-            <w:proofErr w:type="gramEnd"/>
-            <w:r>
-              <w:rPr>
-                <w:rFonts w:ascii="Times New Roman" w:eastAsia="Times New Roman" w:hAnsi="Times New Roman" w:cs="Times New Roman"/>
-                <w:sz w:val="28"/>
-                <w:szCs w:val="28"/>
-                <w:lang w:eastAsia="ru-RU"/>
-              </w:rPr>
-              <w:t xml:space="preserve"> else { }, for, switch, return</w:t>
+              <w:t>if { } else { }, for, switch, return</w:t>
             </w:r>
           </w:p>
         </w:tc>
@@ -1095,7 +995,6 @@
                 <w:lang w:val="ru-RU" w:eastAsia="ru-RU"/>
               </w:rPr>
             </w:pPr>
-            <w:proofErr w:type="spellStart"/>
             <w:r>
               <w:rPr>
                 <w:rFonts w:ascii="Times New Roman" w:eastAsia="Times New Roman" w:hAnsi="Times New Roman" w:cs="Times New Roman"/>
@@ -1103,69 +1002,8 @@
                 <w:szCs w:val="28"/>
                 <w:lang w:val="ru-RU" w:eastAsia="ru-RU"/>
               </w:rPr>
-              <w:t>break</w:t>
+              <w:t>break, continue, goto, fallthrough</w:t>
             </w:r>
-            <w:proofErr w:type="spellEnd"/>
-            <w:r>
-              <w:rPr>
-                <w:rFonts w:ascii="Times New Roman" w:eastAsia="Times New Roman" w:hAnsi="Times New Roman" w:cs="Times New Roman"/>
-                <w:sz w:val="28"/>
-                <w:szCs w:val="28"/>
-                <w:lang w:val="ru-RU" w:eastAsia="ru-RU"/>
-              </w:rPr>
-              <w:t xml:space="preserve">, </w:t>
-            </w:r>
-            <w:proofErr w:type="spellStart"/>
-            <w:r>
-              <w:rPr>
-                <w:rFonts w:ascii="Times New Roman" w:eastAsia="Times New Roman" w:hAnsi="Times New Roman" w:cs="Times New Roman"/>
-                <w:sz w:val="28"/>
-                <w:szCs w:val="28"/>
-                <w:lang w:val="ru-RU" w:eastAsia="ru-RU"/>
-              </w:rPr>
-              <w:t>continue</w:t>
-            </w:r>
-            <w:proofErr w:type="spellEnd"/>
-            <w:r>
-              <w:rPr>
-                <w:rFonts w:ascii="Times New Roman" w:eastAsia="Times New Roman" w:hAnsi="Times New Roman" w:cs="Times New Roman"/>
-                <w:sz w:val="28"/>
-                <w:szCs w:val="28"/>
-                <w:lang w:val="ru-RU" w:eastAsia="ru-RU"/>
-              </w:rPr>
-              <w:t xml:space="preserve">, </w:t>
-            </w:r>
-            <w:proofErr w:type="spellStart"/>
-            <w:r>
-              <w:rPr>
-                <w:rFonts w:ascii="Times New Roman" w:eastAsia="Times New Roman" w:hAnsi="Times New Roman" w:cs="Times New Roman"/>
-                <w:sz w:val="28"/>
-                <w:szCs w:val="28"/>
-                <w:lang w:val="ru-RU" w:eastAsia="ru-RU"/>
-              </w:rPr>
-              <w:t>goto</w:t>
-            </w:r>
-            <w:proofErr w:type="spellEnd"/>
-            <w:r>
-              <w:rPr>
-                <w:rFonts w:ascii="Times New Roman" w:eastAsia="Times New Roman" w:hAnsi="Times New Roman" w:cs="Times New Roman"/>
-                <w:sz w:val="28"/>
-                <w:szCs w:val="28"/>
-                <w:lang w:val="ru-RU" w:eastAsia="ru-RU"/>
-              </w:rPr>
-              <w:t xml:space="preserve">, </w:t>
-            </w:r>
-            <w:proofErr w:type="spellStart"/>
-            <w:r>
-              <w:rPr>
-                <w:rFonts w:ascii="Times New Roman" w:eastAsia="Times New Roman" w:hAnsi="Times New Roman" w:cs="Times New Roman"/>
-                <w:sz w:val="28"/>
-                <w:szCs w:val="28"/>
-                <w:lang w:val="ru-RU" w:eastAsia="ru-RU"/>
-              </w:rPr>
-              <w:t>fallthrough</w:t>
-            </w:r>
-            <w:proofErr w:type="spellEnd"/>
           </w:p>
         </w:tc>
       </w:tr>
@@ -1306,8 +1144,6 @@
                 <w:lang w:val="ru-RU" w:eastAsia="ru-RU"/>
               </w:rPr>
             </w:pPr>
-            <w:proofErr w:type="spellStart"/>
-            <w:proofErr w:type="gramStart"/>
             <w:r>
               <w:rPr>
                 <w:rFonts w:ascii="Times New Roman" w:eastAsia="Times New Roman" w:hAnsi="Times New Roman" w:cs="Times New Roman"/>
@@ -1315,30 +1151,8 @@
                 <w:szCs w:val="28"/>
                 <w:lang w:val="ru-RU" w:eastAsia="ru-RU"/>
               </w:rPr>
-              <w:t>fmt.Println</w:t>
+              <w:t>fmt.Println, fmt.Scan</w:t>
             </w:r>
-            <w:proofErr w:type="spellEnd"/>
-            <w:proofErr w:type="gramEnd"/>
-            <w:r>
-              <w:rPr>
-                <w:rFonts w:ascii="Times New Roman" w:eastAsia="Times New Roman" w:hAnsi="Times New Roman" w:cs="Times New Roman"/>
-                <w:sz w:val="28"/>
-                <w:szCs w:val="28"/>
-                <w:lang w:val="ru-RU" w:eastAsia="ru-RU"/>
-              </w:rPr>
-              <w:t xml:space="preserve">, </w:t>
-            </w:r>
-            <w:proofErr w:type="spellStart"/>
-            <w:r>
-              <w:rPr>
-                <w:rFonts w:ascii="Times New Roman" w:eastAsia="Times New Roman" w:hAnsi="Times New Roman" w:cs="Times New Roman"/>
-                <w:sz w:val="28"/>
-                <w:szCs w:val="28"/>
-                <w:lang w:val="ru-RU" w:eastAsia="ru-RU"/>
-              </w:rPr>
-              <w:t>fmt.Scan</w:t>
-            </w:r>
-            <w:proofErr w:type="spellEnd"/>
           </w:p>
         </w:tc>
         <w:tc>
@@ -1357,7 +1171,6 @@
                 <w:lang w:val="ru-RU" w:eastAsia="ru-RU"/>
               </w:rPr>
             </w:pPr>
-            <w:proofErr w:type="spellStart"/>
             <w:r>
               <w:rPr>
                 <w:rFonts w:ascii="Times New Roman" w:eastAsia="Times New Roman" w:hAnsi="Times New Roman" w:cs="Times New Roman"/>
@@ -1365,59 +1178,7 @@
                 <w:szCs w:val="28"/>
                 <w:lang w:val="ru-RU" w:eastAsia="ru-RU"/>
               </w:rPr>
-              <w:t>bufio</w:t>
-            </w:r>
-            <w:proofErr w:type="spellEnd"/>
-            <w:r>
-              <w:rPr>
-                <w:rFonts w:ascii="Times New Roman" w:eastAsia="Times New Roman" w:hAnsi="Times New Roman" w:cs="Times New Roman"/>
-                <w:sz w:val="28"/>
-                <w:szCs w:val="28"/>
-                <w:lang w:val="ru-RU" w:eastAsia="ru-RU"/>
-              </w:rPr>
-              <w:t xml:space="preserve">, </w:t>
-            </w:r>
-            <w:proofErr w:type="spellStart"/>
-            <w:r>
-              <w:rPr>
-                <w:rFonts w:ascii="Times New Roman" w:eastAsia="Times New Roman" w:hAnsi="Times New Roman" w:cs="Times New Roman"/>
-                <w:sz w:val="28"/>
-                <w:szCs w:val="28"/>
-                <w:lang w:val="ru-RU" w:eastAsia="ru-RU"/>
-              </w:rPr>
-              <w:t>os</w:t>
-            </w:r>
-            <w:proofErr w:type="spellEnd"/>
-            <w:r>
-              <w:rPr>
-                <w:rFonts w:ascii="Times New Roman" w:eastAsia="Times New Roman" w:hAnsi="Times New Roman" w:cs="Times New Roman"/>
-                <w:sz w:val="28"/>
-                <w:szCs w:val="28"/>
-                <w:lang w:val="ru-RU" w:eastAsia="ru-RU"/>
-              </w:rPr>
-              <w:t xml:space="preserve">, </w:t>
-            </w:r>
-            <w:proofErr w:type="spellStart"/>
-            <w:proofErr w:type="gramStart"/>
-            <w:r>
-              <w:rPr>
-                <w:rFonts w:ascii="Times New Roman" w:eastAsia="Times New Roman" w:hAnsi="Times New Roman" w:cs="Times New Roman"/>
-                <w:sz w:val="28"/>
-                <w:szCs w:val="28"/>
-                <w:lang w:val="ru-RU" w:eastAsia="ru-RU"/>
-              </w:rPr>
-              <w:t>fmt.Sprintf</w:t>
-            </w:r>
-            <w:proofErr w:type="spellEnd"/>
-            <w:proofErr w:type="gramEnd"/>
-            <w:r>
-              <w:rPr>
-                <w:rFonts w:ascii="Times New Roman" w:eastAsia="Times New Roman" w:hAnsi="Times New Roman" w:cs="Times New Roman"/>
-                <w:sz w:val="28"/>
-                <w:szCs w:val="28"/>
-                <w:lang w:val="ru-RU" w:eastAsia="ru-RU"/>
-              </w:rPr>
-              <w:t>, форматированный ввод/вывод</w:t>
+              <w:t>bufio, os, fmt.Sprintf, форматированный ввод/вывод</w:t>
             </w:r>
           </w:p>
         </w:tc>
@@ -1471,7 +1232,6 @@
                 <w:lang w:val="ru-RU" w:eastAsia="ru-RU"/>
               </w:rPr>
             </w:pPr>
-            <w:proofErr w:type="spellStart"/>
             <w:r>
               <w:rPr>
                 <w:rFonts w:ascii="Times New Roman" w:eastAsia="Times New Roman" w:hAnsi="Times New Roman" w:cs="Times New Roman"/>
@@ -1479,57 +1239,7 @@
                 <w:szCs w:val="28"/>
                 <w:lang w:val="ru-RU" w:eastAsia="ru-RU"/>
               </w:rPr>
-              <w:t>len</w:t>
-            </w:r>
-            <w:proofErr w:type="spellEnd"/>
-            <w:r>
-              <w:rPr>
-                <w:rFonts w:ascii="Times New Roman" w:eastAsia="Times New Roman" w:hAnsi="Times New Roman" w:cs="Times New Roman"/>
-                <w:sz w:val="28"/>
-                <w:szCs w:val="28"/>
-                <w:lang w:val="ru-RU" w:eastAsia="ru-RU"/>
-              </w:rPr>
-              <w:t xml:space="preserve">, </w:t>
-            </w:r>
-            <w:proofErr w:type="spellStart"/>
-            <w:r>
-              <w:rPr>
-                <w:rFonts w:ascii="Times New Roman" w:eastAsia="Times New Roman" w:hAnsi="Times New Roman" w:cs="Times New Roman"/>
-                <w:sz w:val="28"/>
-                <w:szCs w:val="28"/>
-                <w:lang w:val="ru-RU" w:eastAsia="ru-RU"/>
-              </w:rPr>
-              <w:t>cap</w:t>
-            </w:r>
-            <w:proofErr w:type="spellEnd"/>
-            <w:r>
-              <w:rPr>
-                <w:rFonts w:ascii="Times New Roman" w:eastAsia="Times New Roman" w:hAnsi="Times New Roman" w:cs="Times New Roman"/>
-                <w:sz w:val="28"/>
-                <w:szCs w:val="28"/>
-                <w:lang w:val="ru-RU" w:eastAsia="ru-RU"/>
-              </w:rPr>
-              <w:t xml:space="preserve">, </w:t>
-            </w:r>
-            <w:proofErr w:type="spellStart"/>
-            <w:r>
-              <w:rPr>
-                <w:rFonts w:ascii="Times New Roman" w:eastAsia="Times New Roman" w:hAnsi="Times New Roman" w:cs="Times New Roman"/>
-                <w:sz w:val="28"/>
-                <w:szCs w:val="28"/>
-                <w:lang w:val="ru-RU" w:eastAsia="ru-RU"/>
-              </w:rPr>
-              <w:t>append</w:t>
-            </w:r>
-            <w:proofErr w:type="spellEnd"/>
-            <w:r>
-              <w:rPr>
-                <w:rFonts w:ascii="Times New Roman" w:eastAsia="Times New Roman" w:hAnsi="Times New Roman" w:cs="Times New Roman"/>
-                <w:sz w:val="28"/>
-                <w:szCs w:val="28"/>
-                <w:lang w:val="ru-RU" w:eastAsia="ru-RU"/>
-              </w:rPr>
-              <w:t xml:space="preserve"> для массивов и срезов</w:t>
+              <w:t>len, cap, append для массивов и срезов</w:t>
             </w:r>
           </w:p>
         </w:tc>
@@ -1646,6 +1356,7 @@
           <w:color w:val="000000" w:themeColor="text1"/>
           <w:sz w:val="28"/>
           <w:szCs w:val="28"/>
+          <w:lang w:val="ru-RU"/>
         </w:rPr>
       </w:pPr>
       <w:r>
@@ -1654,6 +1365,7 @@
           <w:color w:val="000000" w:themeColor="text1"/>
           <w:sz w:val="28"/>
           <w:szCs w:val="28"/>
+          <w:lang w:val="ru-RU"/>
         </w:rPr>
         <w:lastRenderedPageBreak/>
         <w:t>3. Детальное описание компонентов</w:t>
@@ -1699,7 +1411,6 @@
         </w:rPr>
         <w:t>_</w:t>
       </w:r>
-      <w:proofErr w:type="spellStart"/>
       <w:r>
         <w:rPr>
           <w:rFonts w:ascii="Times New Roman" w:hAnsi="Times New Roman" w:cs="Times New Roman"/>
@@ -1709,7 +1420,6 @@
         </w:rPr>
         <w:t>lexer</w:t>
       </w:r>
-      <w:proofErr w:type="spellEnd"/>
       <w:r>
         <w:rPr>
           <w:rFonts w:ascii="Times New Roman" w:hAnsi="Times New Roman" w:cs="Times New Roman"/>
@@ -1720,7 +1430,6 @@
         </w:rPr>
         <w:t>.</w:t>
       </w:r>
-      <w:proofErr w:type="spellStart"/>
       <w:r>
         <w:rPr>
           <w:rFonts w:ascii="Times New Roman" w:hAnsi="Times New Roman" w:cs="Times New Roman"/>
@@ -1730,7 +1439,6 @@
         </w:rPr>
         <w:t>py</w:t>
       </w:r>
-      <w:proofErr w:type="spellEnd"/>
       <w:r>
         <w:rPr>
           <w:rFonts w:ascii="Times New Roman" w:hAnsi="Times New Roman" w:cs="Times New Roman"/>
@@ -1778,16 +1486,7 @@
           <w:sz w:val="28"/>
           <w:szCs w:val="28"/>
         </w:rPr>
-        <w:t xml:space="preserve">NUMBER, IDENT, STRING, BOOL, </w:t>
-      </w:r>
-      <w:r>
-        <w:rPr>
-          <w:rFonts w:ascii="Times New Roman" w:hAnsi="Times New Roman" w:cs="Times New Roman"/>
-          <w:color w:val="000000" w:themeColor="text1"/>
-          <w:sz w:val="28"/>
-          <w:szCs w:val="28"/>
-        </w:rPr>
-        <w:t>PLUS, MINUS, TIMES, DIVIDE, MOD, EQ, NE, LT, LE, GT, GE, ASSIGN, DECLARE, AND, OR, NOT, LPAREN, RPAREN, LBRACE, RBRACE, SEMI, COMMA, COLON, VAR, PRINT, IF, ELSE, FOR, WHILE, TYPE, FUNC, RETURN</w:t>
+        <w:t>NUMBER, IDENT, STRING, BOOL, PLUS, MINUS, TIMES, DIVIDE, MOD, EQ, NE, LT, LE, GT, GE, ASSIGN, DECLARE, AND, OR, NOT, LPAREN, RPAREN, LBRACE, RBRACE, SEMI, COMMA, COLON, VAR, PRINT, IF, ELSE, FOR, WHILE, TYPE, FUNC, RETURN</w:t>
       </w:r>
     </w:p>
     <w:p>
@@ -1826,16 +1525,7 @@
           <w:sz w:val="28"/>
           <w:szCs w:val="28"/>
         </w:rPr>
-        <w:t>{'var': 'VAR', 'true': 'BOOL', 'f</w:t>
-      </w:r>
-      <w:r>
-        <w:rPr>
-          <w:rFonts w:ascii="Times New Roman" w:hAnsi="Times New Roman" w:cs="Times New Roman"/>
-          <w:color w:val="000000" w:themeColor="text1"/>
-          <w:sz w:val="28"/>
-          <w:szCs w:val="28"/>
-        </w:rPr>
-        <w:t>alse': 'BOOL', 'print': 'PRINT', 'if': 'IF', 'else': 'ELSE', 'for': 'FOR', 'while': 'WHILE', 'int': 'TYPE', 'float': 'TYPE', 'bool': 'TYPE', 'string': 'TYPE', 'func': 'FUNC', 'return': 'RETURN'}</w:t>
+        <w:t>{'var': 'VAR', 'true': 'BOOL', 'false': 'BOOL', 'print': 'PRINT', 'if': 'IF', 'else': 'ELSE', 'for': 'FOR', 'while': 'WHILE', 'int': 'TYPE', 'float': 'TYPE', 'bool': 'TYPE', 'string': 'TYPE', 'func': 'FUNC', 'return': 'RETURN'}</w:t>
       </w:r>
     </w:p>
     <w:p>
@@ -1897,7 +1587,6 @@
         </w:rPr>
         <w:t>.</w:t>
       </w:r>
-      <w:proofErr w:type="spellStart"/>
       <w:r>
         <w:rPr>
           <w:rFonts w:ascii="Times New Roman" w:hAnsi="Times New Roman" w:cs="Times New Roman"/>
@@ -1907,7 +1596,6 @@
         </w:rPr>
         <w:t>py</w:t>
       </w:r>
-      <w:proofErr w:type="spellEnd"/>
       <w:r>
         <w:rPr>
           <w:rFonts w:ascii="Times New Roman" w:hAnsi="Times New Roman" w:cs="Times New Roman"/>
@@ -1938,17 +1626,7 @@
           <w:szCs w:val="28"/>
           <w:lang w:val="ru-RU"/>
         </w:rPr>
-        <w:t>3.2.1 Грамматика</w:t>
-      </w:r>
-      <w:r>
-        <w:rPr>
-          <w:rFonts w:ascii="Times New Roman" w:hAnsi="Times New Roman" w:cs="Times New Roman"/>
-          <w:color w:val="000000" w:themeColor="text1"/>
-          <w:sz w:val="28"/>
-          <w:szCs w:val="28"/>
-          <w:lang w:val="ru-RU"/>
-        </w:rPr>
-        <w:t xml:space="preserve"> языка</w:t>
+        <w:t>3.2.1 Грамматика языка</w:t>
       </w:r>
     </w:p>
     <w:p>
@@ -2045,17 +1723,7 @@
           <w:szCs w:val="28"/>
           <w:lang w:val="ru-RU"/>
         </w:rPr>
-        <w:t xml:space="preserve">Обработка приоритетов операторов, </w:t>
-      </w:r>
-      <w:r>
-        <w:rPr>
-          <w:rFonts w:ascii="Times New Roman" w:hAnsi="Times New Roman" w:cs="Times New Roman"/>
-          <w:color w:val="000000" w:themeColor="text1"/>
-          <w:sz w:val="28"/>
-          <w:szCs w:val="28"/>
-          <w:lang w:val="ru-RU"/>
-        </w:rPr>
-        <w:t xml:space="preserve">проверка синтаксической корректности и построение </w:t>
+        <w:t xml:space="preserve">Обработка приоритетов операторов, проверка синтаксической корректности и построение </w:t>
       </w:r>
       <w:r>
         <w:rPr>
@@ -2117,7 +1785,6 @@
         </w:rPr>
         <w:t>_</w:t>
       </w:r>
-      <w:proofErr w:type="spellStart"/>
       <w:r>
         <w:rPr>
           <w:rFonts w:ascii="Times New Roman" w:hAnsi="Times New Roman" w:cs="Times New Roman"/>
@@ -2127,7 +1794,6 @@
         </w:rPr>
         <w:t>ast</w:t>
       </w:r>
-      <w:proofErr w:type="spellEnd"/>
       <w:r>
         <w:rPr>
           <w:rFonts w:ascii="Times New Roman" w:hAnsi="Times New Roman" w:cs="Times New Roman"/>
@@ -2138,7 +1804,6 @@
         </w:rPr>
         <w:t>.</w:t>
       </w:r>
-      <w:proofErr w:type="spellStart"/>
       <w:r>
         <w:rPr>
           <w:rFonts w:ascii="Times New Roman" w:hAnsi="Times New Roman" w:cs="Times New Roman"/>
@@ -2148,7 +1813,6 @@
         </w:rPr>
         <w:t>py</w:t>
       </w:r>
-      <w:proofErr w:type="spellEnd"/>
       <w:r>
         <w:rPr>
           <w:rFonts w:ascii="Times New Roman" w:hAnsi="Times New Roman" w:cs="Times New Roman"/>
@@ -2519,39 +2183,8 @@
           <w:sz w:val="28"/>
           <w:szCs w:val="28"/>
         </w:rPr>
-        <w:t xml:space="preserve">3.4.2 </w:t>
+        <w:t>3.4.2 Выполнение кода</w:t>
       </w:r>
-      <w:proofErr w:type="spellStart"/>
-      <w:r>
-        <w:rPr>
-          <w:rFonts w:ascii="Times New Roman" w:hAnsi="Times New Roman" w:cs="Times New Roman"/>
-          <w:color w:val="000000" w:themeColor="text1"/>
-          <w:sz w:val="28"/>
-          <w:szCs w:val="28"/>
-        </w:rPr>
-        <w:t>Выполнение</w:t>
-      </w:r>
-      <w:proofErr w:type="spellEnd"/>
-      <w:r>
-        <w:rPr>
-          <w:rFonts w:ascii="Times New Roman" w:hAnsi="Times New Roman" w:cs="Times New Roman"/>
-          <w:color w:val="000000" w:themeColor="text1"/>
-          <w:sz w:val="28"/>
-          <w:szCs w:val="28"/>
-        </w:rPr>
-        <w:t xml:space="preserve"> </w:t>
-      </w:r>
-      <w:proofErr w:type="spellStart"/>
-      <w:r>
-        <w:rPr>
-          <w:rFonts w:ascii="Times New Roman" w:hAnsi="Times New Roman" w:cs="Times New Roman"/>
-          <w:color w:val="000000" w:themeColor="text1"/>
-          <w:sz w:val="28"/>
-          <w:szCs w:val="28"/>
-        </w:rPr>
-        <w:t>кода</w:t>
-      </w:r>
-      <w:proofErr w:type="spellEnd"/>
     </w:p>
     <w:p>
       <w:pPr>
@@ -2590,16 +2223,7 @@
           <w:sz w:val="28"/>
           <w:szCs w:val="28"/>
         </w:rPr>
-        <w:t xml:space="preserve">Обработка </w:t>
-      </w:r>
-      <w:r>
-        <w:rPr>
-          <w:rFonts w:ascii="Times New Roman" w:hAnsi="Times New Roman" w:cs="Times New Roman"/>
-          <w:color w:val="000000" w:themeColor="text1"/>
-          <w:sz w:val="28"/>
-          <w:szCs w:val="28"/>
-        </w:rPr>
-        <w:t>условных переходов</w:t>
+        <w:t>Обработка условных переходов</w:t>
       </w:r>
     </w:p>
     <w:p>
@@ -2886,7 +2510,6 @@
         </w:rPr>
         <w:br/>
       </w:r>
-      <w:proofErr w:type="gramStart"/>
       <w:r>
         <w:rPr>
           <w:rFonts w:ascii="Times New Roman" w:hAnsi="Times New Roman" w:cs="Times New Roman"/>
@@ -2894,7 +2517,7 @@
           <w:sz w:val="28"/>
           <w:szCs w:val="28"/>
         </w:rPr>
-        <w:t>pr</w:t>
+        <w:t>print</w:t>
       </w:r>
       <w:r>
         <w:rPr>
@@ -2903,18 +2526,8 @@
           <w:sz w:val="28"/>
           <w:szCs w:val="28"/>
         </w:rPr>
-        <w:t>int</w:t>
-      </w:r>
-      <w:r>
-        <w:rPr>
-          <w:rFonts w:ascii="Times New Roman" w:hAnsi="Times New Roman" w:cs="Times New Roman"/>
-          <w:color w:val="000000" w:themeColor="text1"/>
-          <w:sz w:val="28"/>
-          <w:szCs w:val="28"/>
-        </w:rPr>
         <w:t>(</w:t>
       </w:r>
-      <w:proofErr w:type="gramEnd"/>
       <w:r>
         <w:rPr>
           <w:rFonts w:ascii="Times New Roman" w:hAnsi="Times New Roman" w:cs="Times New Roman"/>
@@ -2965,7 +2578,6 @@
           <w:szCs w:val="28"/>
         </w:rPr>
       </w:pPr>
-      <w:proofErr w:type="spellStart"/>
       <w:r>
         <w:rPr>
           <w:rFonts w:ascii="Times New Roman" w:hAnsi="Times New Roman" w:cs="Times New Roman"/>
@@ -2973,29 +2585,8 @@
           <w:sz w:val="28"/>
           <w:szCs w:val="28"/>
         </w:rPr>
-        <w:t>Функция</w:t>
+        <w:t>Функция с условиями</w:t>
       </w:r>
-      <w:proofErr w:type="spellEnd"/>
-      <w:r>
-        <w:rPr>
-          <w:rFonts w:ascii="Times New Roman" w:hAnsi="Times New Roman" w:cs="Times New Roman"/>
-          <w:color w:val="000000" w:themeColor="text1"/>
-          <w:sz w:val="28"/>
-          <w:szCs w:val="28"/>
-        </w:rPr>
-        <w:t xml:space="preserve"> с </w:t>
-      </w:r>
-      <w:proofErr w:type="spellStart"/>
-      <w:r>
-        <w:rPr>
-          <w:rFonts w:ascii="Times New Roman" w:hAnsi="Times New Roman" w:cs="Times New Roman"/>
-          <w:color w:val="000000" w:themeColor="text1"/>
-          <w:sz w:val="28"/>
-          <w:szCs w:val="28"/>
-        </w:rPr>
-        <w:t>условиями</w:t>
-      </w:r>
-      <w:proofErr w:type="spellEnd"/>
     </w:p>
     <w:p>
       <w:pPr>
@@ -3017,27 +2608,7 @@
           <w:sz w:val="28"/>
           <w:szCs w:val="28"/>
         </w:rPr>
-        <w:t xml:space="preserve">func </w:t>
-      </w:r>
-      <w:proofErr w:type="gramStart"/>
-      <w:r>
-        <w:rPr>
-          <w:rFonts w:ascii="Times New Roman" w:hAnsi="Times New Roman" w:cs="Times New Roman"/>
-          <w:color w:val="000000" w:themeColor="text1"/>
-          <w:sz w:val="28"/>
-          <w:szCs w:val="28"/>
-        </w:rPr>
-        <w:t>isPrime(</w:t>
-      </w:r>
-      <w:proofErr w:type="gramEnd"/>
-      <w:r>
-        <w:rPr>
-          <w:rFonts w:ascii="Times New Roman" w:hAnsi="Times New Roman" w:cs="Times New Roman"/>
-          <w:color w:val="000000" w:themeColor="text1"/>
-          <w:sz w:val="28"/>
-          <w:szCs w:val="28"/>
-        </w:rPr>
-        <w:t>n: int): bool {</w:t>
+        <w:t>func isPrime(n: int): bool {</w:t>
       </w:r>
       <w:r>
         <w:rPr>
@@ -3166,14 +2737,6 @@
           <w:szCs w:val="28"/>
         </w:rPr>
         <w:br/>
-      </w:r>
-      <w:r>
-        <w:rPr>
-          <w:rFonts w:ascii="Times New Roman" w:hAnsi="Times New Roman" w:cs="Times New Roman"/>
-          <w:color w:val="000000" w:themeColor="text1"/>
-          <w:sz w:val="28"/>
-          <w:szCs w:val="28"/>
-        </w:rPr>
         <w:t>}</w:t>
       </w:r>
     </w:p>
@@ -3190,7 +2753,6 @@
           <w:szCs w:val="28"/>
         </w:rPr>
       </w:pPr>
-      <w:proofErr w:type="spellStart"/>
       <w:r>
         <w:rPr>
           <w:rFonts w:ascii="Times New Roman" w:hAnsi="Times New Roman" w:cs="Times New Roman"/>
@@ -3198,49 +2760,8 @@
           <w:sz w:val="28"/>
           <w:szCs w:val="28"/>
         </w:rPr>
-        <w:t>Работа</w:t>
+        <w:t>Работа со строками</w:t>
       </w:r>
-      <w:proofErr w:type="spellEnd"/>
-      <w:r>
-        <w:rPr>
-          <w:rFonts w:ascii="Times New Roman" w:hAnsi="Times New Roman" w:cs="Times New Roman"/>
-          <w:color w:val="000000" w:themeColor="text1"/>
-          <w:sz w:val="28"/>
-          <w:szCs w:val="28"/>
-        </w:rPr>
-        <w:t xml:space="preserve"> </w:t>
-      </w:r>
-      <w:proofErr w:type="spellStart"/>
-      <w:r>
-        <w:rPr>
-          <w:rFonts w:ascii="Times New Roman" w:hAnsi="Times New Roman" w:cs="Times New Roman"/>
-          <w:color w:val="000000" w:themeColor="text1"/>
-          <w:sz w:val="28"/>
-          <w:szCs w:val="28"/>
-        </w:rPr>
-        <w:t>со</w:t>
-      </w:r>
-      <w:proofErr w:type="spellEnd"/>
-      <w:r>
-        <w:rPr>
-          <w:rFonts w:ascii="Times New Roman" w:hAnsi="Times New Roman" w:cs="Times New Roman"/>
-          <w:color w:val="000000" w:themeColor="text1"/>
-          <w:sz w:val="28"/>
-          <w:szCs w:val="28"/>
-        </w:rPr>
-        <w:t xml:space="preserve"> </w:t>
-      </w:r>
-      <w:proofErr w:type="spellStart"/>
-      <w:r>
-        <w:rPr>
-          <w:rFonts w:ascii="Times New Roman" w:hAnsi="Times New Roman" w:cs="Times New Roman"/>
-          <w:color w:val="000000" w:themeColor="text1"/>
-          <w:sz w:val="28"/>
-          <w:szCs w:val="28"/>
-        </w:rPr>
-        <w:t>строками</w:t>
-      </w:r>
-      <w:proofErr w:type="spellEnd"/>
     </w:p>
     <w:p>
       <w:pPr>
@@ -3312,19 +2833,8 @@
           <w:sz w:val="28"/>
           <w:szCs w:val="28"/>
         </w:rPr>
-        <w:t xml:space="preserve">5. </w:t>
+        <w:t>5. Ограничения</w:t>
       </w:r>
-      <w:proofErr w:type="spellStart"/>
-      <w:r>
-        <w:rPr>
-          <w:rFonts w:ascii="Times New Roman" w:hAnsi="Times New Roman" w:cs="Times New Roman"/>
-          <w:color w:val="000000" w:themeColor="text1"/>
-          <w:sz w:val="28"/>
-          <w:szCs w:val="28"/>
-        </w:rPr>
-        <w:t>Ограничения</w:t>
-      </w:r>
-      <w:proofErr w:type="spellEnd"/>
     </w:p>
     <w:p>
       <w:pPr>
@@ -3403,16 +2913,7 @@
           <w:sz w:val="28"/>
           <w:szCs w:val="28"/>
         </w:rPr>
-        <w:t>Нет об</w:t>
-      </w:r>
-      <w:r>
-        <w:rPr>
-          <w:rFonts w:ascii="Times New Roman" w:hAnsi="Times New Roman" w:cs="Times New Roman"/>
-          <w:color w:val="000000" w:themeColor="text1"/>
-          <w:sz w:val="28"/>
-          <w:szCs w:val="28"/>
-        </w:rPr>
-        <w:t>работки исключений</w:t>
+        <w:t>Нет обработки исключений</w:t>
       </w:r>
     </w:p>
     <w:p>
@@ -3493,16 +2994,7 @@
           <w:sz w:val="28"/>
           <w:szCs w:val="28"/>
         </w:rPr>
-        <w:t>7. В</w:t>
-      </w:r>
-      <w:r>
-        <w:rPr>
-          <w:rFonts w:ascii="Times New Roman" w:hAnsi="Times New Roman" w:cs="Times New Roman"/>
-          <w:color w:val="000000" w:themeColor="text1"/>
-          <w:sz w:val="28"/>
-          <w:szCs w:val="28"/>
-        </w:rPr>
-        <w:t>озможные улучшения</w:t>
+        <w:t>7. Возможные улучшения</w:t>
       </w:r>
     </w:p>
     <w:p>
@@ -3643,16 +3135,7 @@
           <w:szCs w:val="28"/>
         </w:rPr>
         <w:lastRenderedPageBreak/>
-        <w:t xml:space="preserve">Улучшение системы </w:t>
-      </w:r>
-      <w:r>
-        <w:rPr>
-          <w:rFonts w:ascii="Times New Roman" w:hAnsi="Times New Roman" w:cs="Times New Roman"/>
-          <w:color w:val="000000" w:themeColor="text1"/>
-          <w:sz w:val="28"/>
-          <w:szCs w:val="28"/>
-        </w:rPr>
-        <w:t>обработки ошибок</w:t>
+        <w:t>Улучшение системы обработки ошибок</w:t>
       </w:r>
     </w:p>
     <w:p>
@@ -3686,7 +3169,7 @@
 </file>
 
 <file path=word/numbering.xml><?xml version="1.0" encoding="utf-8"?>
-<w:numbering xmlns:wpc="http://schemas.microsoft.com/office/word/2010/wordprocessingCanvas" xmlns:cx="http://schemas.microsoft.com/office/drawing/2014/chartex" xmlns:cx1="http://schemas.microsoft.com/office/drawing/2015/9/8/chartex" xmlns:cx2="http://schemas.microsoft.com/office/drawing/2015/10/21/chartex" xmlns:cx3="http://schemas.microsoft.com/office/drawing/2016/5/9/chartex" xmlns:cx4="http://schemas.microsoft.com/office/drawing/2016/5/10/chartex" xmlns:cx5="http://schemas.microsoft.com/office/drawing/2016/5/11/chartex" xmlns:cx6="http://schemas.microsoft.com/office/drawing/2016/5/12/chartex" xmlns:cx7="http://schemas.microsoft.com/office/drawing/2016/5/13/chartex" xmlns:cx8="http://schemas.microsoft.com/office/drawing/2016/5/14/chartex" xmlns:mc="http://schemas.openxmlformats.org/markup-compatibility/2006" xmlns:aink="http://schemas.microsoft.com/office/drawing/2016/ink" xmlns:am3d="http://schemas.microsoft.com/office/drawing/2017/model3d" xmlns:o="urn:schemas-microsoft-com:office:office" xmlns:r="http://schemas.openxmlformats.org/officeDocument/2006/relationships" xmlns:m="http://schemas.openxmlformats.org/officeDocument/2006/math" xmlns:v="urn:schemas-microsoft-com:vml" xmlns:wp14="http://schemas.microsoft.com/office/word/2010/wordprocessingDrawing" xmlns:wp="http://schemas.openxmlformats.org/drawingml/2006/wordprocessingDrawing" xmlns:w10="urn:schemas-microsoft-com:office:word" xmlns:w="http://schemas.openxmlformats.org/wordprocessingml/2006/main" xmlns:w14="http://schemas.microsoft.com/office/word/2010/wordml" xmlns:w15="http://schemas.microsoft.com/office/word/2012/wordml" xmlns:w16cex="http://schemas.microsoft.com/office/word/2018/wordml/cex" xmlns:w16cid="http://schemas.microsoft.com/office/word/2016/wordml/cid" xmlns:w16="http://schemas.microsoft.com/office/word/2018/wordml" xmlns:w16sdtdh="http://schemas.microsoft.com/office/word/2020/wordml/sdtdatahash" xmlns:w16se="http://schemas.microsoft.com/office/word/2015/wordml/symex" xmlns:wpg="http://schemas.microsoft.com/office/word/2010/wordprocessingGroup" xmlns:wpi="http://schemas.microsoft.com/office/word/2010/wordprocessingInk" xmlns:wne="http://schemas.microsoft.com/office/word/2006/wordml" xmlns:wps="http://schemas.microsoft.com/office/word/2010/wordprocessingShape" mc:Ignorable="w14 w15 w16se w16cid w16 w16cex w16sdtdh wp14">
+<w:numbering xmlns:wpc="http://schemas.microsoft.com/office/word/2010/wordprocessingCanvas" xmlns:cx="http://schemas.microsoft.com/office/drawing/2014/chartex" xmlns:cx1="http://schemas.microsoft.com/office/drawing/2015/9/8/chartex" xmlns:cx2="http://schemas.microsoft.com/office/drawing/2015/10/21/chartex" xmlns:cx3="http://schemas.microsoft.com/office/drawing/2016/5/9/chartex" xmlns:cx4="http://schemas.microsoft.com/office/drawing/2016/5/10/chartex" xmlns:cx5="http://schemas.microsoft.com/office/drawing/2016/5/11/chartex" xmlns:cx6="http://schemas.microsoft.com/office/drawing/2016/5/12/chartex" xmlns:cx7="http://schemas.microsoft.com/office/drawing/2016/5/13/chartex" xmlns:cx8="http://schemas.microsoft.com/office/drawing/2016/5/14/chartex" xmlns:mc="http://schemas.openxmlformats.org/markup-compatibility/2006" xmlns:aink="http://schemas.microsoft.com/office/drawing/2016/ink" xmlns:am3d="http://schemas.microsoft.com/office/drawing/2017/model3d" xmlns:o="urn:schemas-microsoft-com:office:office" xmlns:oel="http://schemas.microsoft.com/office/2019/extlst" xmlns:r="http://schemas.openxmlformats.org/officeDocument/2006/relationships" xmlns:m="http://schemas.openxmlformats.org/officeDocument/2006/math" xmlns:v="urn:schemas-microsoft-com:vml" xmlns:wp14="http://schemas.microsoft.com/office/word/2010/wordprocessingDrawing" xmlns:wp="http://schemas.openxmlformats.org/drawingml/2006/wordprocessingDrawing" xmlns:w10="urn:schemas-microsoft-com:office:word" xmlns:w="http://schemas.openxmlformats.org/wordprocessingml/2006/main" xmlns:w14="http://schemas.microsoft.com/office/word/2010/wordml" xmlns:w15="http://schemas.microsoft.com/office/word/2012/wordml" xmlns:w16cex="http://schemas.microsoft.com/office/word/2018/wordml/cex" xmlns:w16cid="http://schemas.microsoft.com/office/word/2016/wordml/cid" xmlns:w16="http://schemas.microsoft.com/office/word/2018/wordml" xmlns:w16sdtdh="http://schemas.microsoft.com/office/word/2020/wordml/sdtdatahash" xmlns:w16se="http://schemas.microsoft.com/office/word/2015/wordml/symex" xmlns:wpg="http://schemas.microsoft.com/office/word/2010/wordprocessingGroup" xmlns:wpi="http://schemas.microsoft.com/office/word/2010/wordprocessingInk" xmlns:wne="http://schemas.microsoft.com/office/word/2006/wordml" xmlns:wps="http://schemas.microsoft.com/office/word/2010/wordprocessingShape" mc:Ignorable="w14 w15 w16se w16cid w16 w16cex w16sdtdh wp14">
   <w:abstractNum w:abstractNumId="0" w15:restartNumberingAfterBreak="0">
     <w:nsid w:val="FFFFFF7C"/>
     <w:multiLevelType w:val="singleLevel"/>
@@ -3858,31 +3341,31 @@
       </w:rPr>
     </w:lvl>
   </w:abstractNum>
-  <w:num w:numId="1">
+  <w:num w:numId="1" w16cid:durableId="1569266624">
     <w:abstractNumId w:val="8"/>
   </w:num>
-  <w:num w:numId="2">
+  <w:num w:numId="2" w16cid:durableId="504514929">
     <w:abstractNumId w:val="6"/>
   </w:num>
-  <w:num w:numId="3">
+  <w:num w:numId="3" w16cid:durableId="1148521677">
     <w:abstractNumId w:val="5"/>
   </w:num>
-  <w:num w:numId="4">
+  <w:num w:numId="4" w16cid:durableId="1456752275">
     <w:abstractNumId w:val="4"/>
   </w:num>
-  <w:num w:numId="5">
+  <w:num w:numId="5" w16cid:durableId="1584483810">
     <w:abstractNumId w:val="7"/>
   </w:num>
-  <w:num w:numId="6">
+  <w:num w:numId="6" w16cid:durableId="1847591145">
     <w:abstractNumId w:val="3"/>
   </w:num>
-  <w:num w:numId="7">
+  <w:num w:numId="7" w16cid:durableId="931547033">
     <w:abstractNumId w:val="2"/>
   </w:num>
-  <w:num w:numId="8">
+  <w:num w:numId="8" w16cid:durableId="1988703250">
     <w:abstractNumId w:val="1"/>
   </w:num>
-  <w:num w:numId="9">
+  <w:num w:numId="9" w16cid:durableId="1422868891">
     <w:abstractNumId w:val="0"/>
   </w:num>
 </w:numbering>
@@ -4173,11 +3656,6 @@
     <w:lsdException w:name="Book Title" w:uiPriority="33" w:qFormat="1"/>
     <w:lsdException w:name="Bibliography" w:semiHidden="1" w:uiPriority="37" w:unhideWhenUsed="1"/>
     <w:lsdException w:name="TOC Heading" w:semiHidden="1" w:uiPriority="39" w:unhideWhenUsed="1" w:qFormat="1"/>
-    <w:lsdException w:name="Plain Table 5" w:semiHidden="1" w:unhideWhenUsed="1"/>
-    <w:lsdException w:name="Grid Table Light" w:semiHidden="1" w:unhideWhenUsed="1"/>
-    <w:lsdException w:name="Grid Table 1 Light" w:semiHidden="1" w:unhideWhenUsed="1"/>
-    <w:lsdException w:name="Grid Table 2" w:semiHidden="1" w:unhideWhenUsed="1"/>
-    <w:lsdException w:name="Grid Table 3" w:semiHidden="1" w:unhideWhenUsed="1"/>
     <w:lsdException w:name="Grid Table 4" w:uiPriority="49"/>
     <w:lsdException w:name="Grid Table 5 Dark" w:uiPriority="50"/>
     <w:lsdException w:name="Grid Table 6 Colorful" w:uiPriority="51"/>
